--- a/docs/bao_cao_tien_do_M1_M2.docx
+++ b/docs/bao_cao_tien_do_M1_M2.docx
@@ -184,7 +184,7 @@
               <w:rPr>
                 <w:sz w:val="19"/>
               </w:rPr>
-              <w:t>Milestone 2 hoàn tất – chuẩn bị Milestone 3 (EDA &amp; Báo cáo giữa kỳ)</w:t>
+              <w:t>Milestone 2 hoàn tất – chuẩn bị Milestone 3 (EDA)</w:t>
             </w:r>
           </w:p>
         </w:tc>
@@ -244,7 +244,7 @@
               <w:rPr>
                 <w:sz w:val="19"/>
               </w:rPr>
-              <w:t>297 unit test — PASS; CI workflow; fetch script không cần API key</w:t>
+              <w:t>351 unit test — PASS; CI workflow; fetch script không cần API key</w:t>
             </w:r>
           </w:p>
         </w:tc>
@@ -3596,7 +3596,7 @@
               <w:rPr>
                 <w:sz w:val="19"/>
               </w:rPr>
-              <w:t>297 unit test — PASS; bao gồm test hồi quy chống tái phát lỗi làm sạch</w:t>
+              <w:t>351 unit test — PASS; bao gồm test hồi quy chống tái phát lỗi làm sạch</w:t>
             </w:r>
           </w:p>
         </w:tc>

--- a/docs/bao_cao_tien_do_M1_M2.docx
+++ b/docs/bao_cao_tien_do_M1_M2.docx
@@ -244,7 +244,7 @@
               <w:rPr>
                 <w:sz w:val="19"/>
               </w:rPr>
-              <w:t>351 unit test — PASS; CI workflow; fetch script không cần API key</w:t>
+              <w:t>358 unit test — PASS; CI workflow; fetch script không cần API key</w:t>
             </w:r>
           </w:p>
         </w:tc>
@@ -3596,7 +3596,7 @@
               <w:rPr>
                 <w:sz w:val="19"/>
               </w:rPr>
-              <w:t>351 unit test — PASS; bao gồm test hồi quy chống tái phát lỗi làm sạch</w:t>
+              <w:t>358 unit test — PASS; bao gồm test hồi quy chống tái phát lỗi làm sạch</w:t>
             </w:r>
           </w:p>
         </w:tc>

--- a/docs/bao_cao_tien_do_M1_M2.docx
+++ b/docs/bao_cao_tien_do_M1_M2.docx
@@ -3016,7 +3016,7 @@
         <w:pStyle w:val="ListBullet"/>
       </w:pPr>
       <w:r>
-        <w:t>Lưu ý về is_high_humidity_fog — không viết là 'không dự báo được'. Tương quan marginal corr(pm25, RH) = −0,0365 và mutual information = 0,0024 (thấp nhất trong các biến khí tượng) chỉ chứng minh chưa có bằng chứng ở dạng cộng dồn. Tách theo mùa thì dấu đảo chiều: Đông +2,79 µg/m³ (p = 0,024), Xuân −8,91 (CI [−10,44; −7,38]), Hè +0,28, Thu −2,72. Hồi quy pm25 ~ fog + mùa + tương tác cho F = 16,78, p = 7,4·10⁻¹¹. Tức corr ≈ 0 là hệ quả của trung bình qua các mùa nơi tác dụng ngược nhau triệt tiêu. Khai thác được cần dạng mô hình tương tác fog × mùa — thuộc phạm vi Issue #8.</w:t>
+        <w:t>Lưu ý về is_high_humidity_fog — không viết là 'không dự báo được'. Tương quan marginal corr(pm25, RH) = −0,0365 và mutual information = 0,0024 (thấp nhất trong các biến khí tượng) chỉ chứng minh chưa có bằng chứng ở dạng cộng dồn. Tách theo mùa thì dấu đảo chiều: Đông +2,79 µg/m³ (p = 0,024), Xuân −8,91 (CI [−10,44; −7,38]), Hè +0,28, Thu −2,72. Hồi quy pm25 ~ fog + mùa + tương tác: F = 16,78, p = 7,4·10⁻¹¹ (⚠️ UNVERIFIED — chưa có mã tái lập, xem Issue #38: không script nào tính con số này). Tức corr ≈ 0 là hệ quả của trung bình qua các mùa nơi tác dụng ngược nhau triệt tiêu. Khai thác được cần dạng mô hình tương tác fog × mùa — thuộc phạm vi Issue #8.</w:t>
       </w:r>
     </w:p>
     <w:tbl>

--- a/docs/bao_cao_tien_do_M1_M2.docx
+++ b/docs/bao_cao_tien_do_M1_M2.docx
@@ -244,7 +244,7 @@
               <w:rPr>
                 <w:sz w:val="19"/>
               </w:rPr>
-              <w:t>358 unit test — PASS; CI workflow; fetch script không cần API key</w:t>
+              <w:t>393 unit test — PASS; CI workflow; fetch script không cần API key</w:t>
             </w:r>
           </w:p>
         </w:tc>
@@ -3016,7 +3016,7 @@
         <w:pStyle w:val="ListBullet"/>
       </w:pPr>
       <w:r>
-        <w:t>Lưu ý về is_high_humidity_fog — không viết là 'không dự báo được'. Tương quan marginal corr(pm25, RH) = −0,0365 và mutual information = 0,0024 (thấp nhất trong các biến khí tượng) chỉ chứng minh chưa có bằng chứng ở dạng cộng dồn. Tách theo mùa thì dấu đảo chiều: Đông +2,79 µg/m³ (p = 0,024), Xuân −8,91 (CI [−10,44; −7,38]), Hè +0,28, Thu −2,72. Hồi quy pm25 ~ fog + mùa + tương tác: F = 16,78, p = 7,4·10⁻¹¹ (⚠️ UNVERIFIED — chưa có mã tái lập, xem Issue #38: không script nào tính con số này). Tức corr ≈ 0 là hệ quả của trung bình qua các mùa nơi tác dụng ngược nhau triệt tiêu. Khai thác được cần dạng mô hình tương tác fog × mùa — thuộc phạm vi Issue #8.</w:t>
+        <w:t>Lưu ý về is_high_humidity_fog — không viết là 'không dự báo được'. Tương quan marginal corr(pm25, RH) = −0,0365 và PM2.5 trung bình ở nhóm có cờ 41,65 (n = 2.384) thấp hơn nhóm không cờ 44,75 (n = 5.111) trên 7.495 dòng có cả pm25 và RH — chỉ chứng minh chưa có bằng chứng ở mức cộng dồn (mutual information chưa xác minh: định nghĩa ước lượng MI chưa được đóng băng nên không dùng làm căn cứ). Tách theo mùa thì dấu đảo chiều: Đông +2,79 µg/m³ (p = 0,024 theo mô hình, CI Welch [−0,43; 6,02]), Xuân −8,91 (CI [−10,44; −7,37]), hè +0,28, Thu −2,72. Hồi quy pm25 ~ C(fog) + C(season) + C(fog):C(season) cho F(3, 7487) = 16,78, p = 7,4·10⁻¹¹; khác biệt kép Đông so với Xuân+hè là +7,77 µg/m³. Tức corr gần 0 là hệ quả của việc trung bình qua các mùa nơi tác dụng ngược nhau triệt tiêu, KHÔNG phải bằng chứng không có quan hệ. Khai thác được cần dạng mô hình tương tác fog × mùa — thuộc phạm vi Issue #8. Toàn bộ số trên đây do src/flag_evidence.py fit lại từ dữ liệu thật và được kiểm chứng bằng `python scripts/verify_claims.py`.</w:t>
       </w:r>
     </w:p>
     <w:tbl>
@@ -3596,7 +3596,7 @@
               <w:rPr>
                 <w:sz w:val="19"/>
               </w:rPr>
-              <w:t>358 unit test — PASS; bao gồm test hồi quy chống tái phát lỗi làm sạch</w:t>
+              <w:t>393 unit test — PASS; bao gồm test hồi quy chống tái phát lỗi làm sạch</w:t>
             </w:r>
           </w:p>
         </w:tc>

--- a/docs/bao_cao_tien_do_M1_M2.docx
+++ b/docs/bao_cao_tien_do_M1_M2.docx
@@ -244,7 +244,7 @@
               <w:rPr>
                 <w:sz w:val="19"/>
               </w:rPr>
-              <w:t>393 unit test — PASS; CI workflow; fetch script không cần API key</w:t>
+              <w:t>402 unit test — PASS (local, có data/); CI chạy 398 với skipped=4 vì repo không commit data/; fetch script không cần API key</w:t>
             </w:r>
           </w:p>
         </w:tc>
@@ -3596,7 +3596,7 @@
               <w:rPr>
                 <w:sz w:val="19"/>
               </w:rPr>
-              <w:t>393 unit test — PASS; bao gồm test hồi quy chống tái phát lỗi làm sạch</w:t>
+              <w:t>402 unit test — PASS (local, có data/); bao gồm test hồi quy chống tái phát lỗi làm sạch</w:t>
             </w:r>
           </w:p>
         </w:tc>
